--- a/docs/07_Final_Report_Handover.docx
+++ b/docs/07_Final_Report_Handover.docx
@@ -51,7 +51,7 @@
           </w:tcPr>
           <w:p>
             <w:r>
-              <w:t>[P01–P05]</w:t>
+              <w:t>P01</w:t>
             </w:r>
           </w:p>
         </w:tc>
@@ -74,7 +74,7 @@
           </w:tcPr>
           <w:p>
             <w:r>
-              <w:t>[Điền tên cặp đề tài SE–IA]</w:t>
+              <w:t>IT Helpdesk &amp; Service Request Management System × Secure Helpdesk Platform with Access Control and Security Monitoring</w:t>
             </w:r>
           </w:p>
         </w:tc>
@@ -97,7 +97,42 @@
           </w:tcPr>
           <w:p>
             <w:r>
-              <w:t>[Nhóm; họ tên, ngành, vai trò]</w:t>
+              <w:t>Group2</w:t>
+            </w:r>
+          </w:p>
+          <w:p>
+            <w:r>
+              <w:t>Nguyễn Trọng Khiêm | SE192700 | IA → IA | Trưởng nhóm và IA Lead</w:t>
+            </w:r>
+          </w:p>
+          <w:p>
+            <w:r>
+              <w:t>Nguyễn Tăng Minh Khánh | SE193903 | IA → IA | Access Control và AuthZ Testing</w:t>
+            </w:r>
+          </w:p>
+          <w:p>
+            <w:r>
+              <w:t>Huỳnh Minh Hoà | SE193707 | IA → IA | Logging và Security Monitoring</w:t>
+            </w:r>
+          </w:p>
+          <w:p>
+            <w:r>
+              <w:t>Vũ Hồng Nhi | SE182824 | IA → IA | Hardening Upload và Deployment Security</w:t>
+            </w:r>
+          </w:p>
+          <w:p>
+            <w:r>
+              <w:t>Phạm Nguyễn Minh Trí | SE192434 | SE → SE | SE Lead BA và Backend nghiệp vụ</w:t>
+            </w:r>
+          </w:p>
+          <w:p>
+            <w:r>
+              <w:t>Lê Phú Cường | SE200624 | AI → SE | Backend DB Auth và CRUD API</w:t>
+            </w:r>
+          </w:p>
+          <w:p>
+            <w:r>
+              <w:t>Nguyễn Nhật Chính | SE196524 | IS → SE | Frontend ReactJS và Deployment</w:t>
             </w:r>
           </w:p>
         </w:tc>
@@ -120,7 +155,7 @@
           </w:tcPr>
           <w:p>
             <w:r>
-              <w:t>[Họ tên]</w:t>
+              <w:t>Chưa cập nhật</w:t>
             </w:r>
           </w:p>
         </w:tc>
@@ -143,7 +178,7 @@
           </w:tcPr>
           <w:p>
             <w:r>
-              <w:t>[v1.0 / dd-mm-yyyy]</w:t>
+              <w:t>v0.1 / 22-10-2026</w:t>
             </w:r>
           </w:p>
         </w:tc>
@@ -166,7 +201,7 @@
           </w:tcPr>
           <w:p>
             <w:r>
-              <w:t>[Draft / Reviewed / Approved]</w:t>
+              <w:t>Draft</w:t>
             </w:r>
           </w:p>
         </w:tc>
@@ -375,6 +410,9 @@
             <w:shd w:fill="DDEAF3"/>
           </w:tcPr>
           <w:p>
+            <w:pPr>
+              <w:keepNext/>
+            </w:pPr>
             <w:r>
               <w:t>Acceptance criterion</w:t>
             </w:r>
@@ -386,6 +424,9 @@
             <w:shd w:fill="DDEAF3"/>
           </w:tcPr>
           <w:p>
+            <w:pPr>
+              <w:keepNext/>
+            </w:pPr>
             <w:r>
               <w:t>Evidence link</w:t>
             </w:r>
@@ -397,6 +438,9 @@
             <w:shd w:fill="DDEAF3"/>
           </w:tcPr>
           <w:p>
+            <w:pPr>
+              <w:keepNext/>
+            </w:pPr>
             <w:r>
               <w:t>Status</w:t>
             </w:r>
@@ -408,11 +452,18 @@
             <w:shd w:fill="DDEAF3"/>
           </w:tcPr>
           <w:p>
+            <w:pPr>
+              <w:keepNext/>
+            </w:pPr>
             <w:r>
               <w:t>Reviewer</w:t>
             </w:r>
           </w:p>
         </w:tc>
+        <w:trPr>
+          <w:tblHeader/>
+          <w:cantSplit/>
+        </w:trPr>
       </w:tr>
       <w:tr>
         <w:tc>
@@ -455,6 +506,9 @@
             </w:r>
           </w:p>
         </w:tc>
+        <w:trPr>
+          <w:cantSplit/>
+        </w:trPr>
       </w:tr>
       <w:tr>
         <w:tc>
@@ -497,6 +551,9 @@
             </w:r>
           </w:p>
         </w:tc>
+        <w:trPr>
+          <w:cantSplit/>
+        </w:trPr>
       </w:tr>
       <w:tr>
         <w:tc>
@@ -539,6 +596,9 @@
             </w:r>
           </w:p>
         </w:tc>
+        <w:trPr>
+          <w:cantSplit/>
+        </w:trPr>
       </w:tr>
       <w:tr>
         <w:tc>
@@ -581,6 +641,9 @@
             </w:r>
           </w:p>
         </w:tc>
+        <w:trPr>
+          <w:cantSplit/>
+        </w:trPr>
       </w:tr>
       <w:tr>
         <w:tc>
@@ -623,6 +686,9 @@
             </w:r>
           </w:p>
         </w:tc>
+        <w:trPr>
+          <w:cantSplit/>
+        </w:trPr>
       </w:tr>
     </w:tbl>
     <w:p/>
